--- a/CORTEX_Ecosystem_PRD_SRS_Pack/05_CORTEX_Robotics_PRD_SRS.docx
+++ b/CORTEX_Ecosystem_PRD_SRS_Pack/05_CORTEX_Robotics_PRD_SRS.docx
@@ -3575,6 +3575,102 @@
         <w:t>- **Gateway Dispatcher**: `execute_robotics(action, params)` in `src/cortex_m/gateway.py`</w:t>
       </w:r>
     </w:p>
+    <w:p>
+      <w:pPr>
+        <w:pStyle w:val="Heading1"/>
+      </w:pPr>
+      <w:r>
+        <w:t>Technical Architecture &amp; Mathematical Formulations</w:t>
+      </w:r>
+    </w:p>
+    <w:p>
+      <w:r>
+        <w:t>### Technical Architecture &amp; Mathematical Foundations: CORTEX-Robotics</w:t>
+      </w:r>
+    </w:p>
+    <w:p>
+      <w:r>
+        <w:t>- **6-DOF Denavit-Hartenberg (DH) Kinematics**: Computes exact homogeneous $4 \times 4$ transformation matrices $T_i^{i-1}$ from base to end-effector across standard industrial articulating geometries.</w:t>
+      </w:r>
+    </w:p>
+    <w:p>
+      <w:r>
+        <w:t>- **Damped Least Squares (Levenberg-Marquardt) Inverse Kinematics**: Singularity-robust numerical IK:</w:t>
+      </w:r>
+    </w:p>
+    <w:p>
+      <w:r>
+        <w:t>$$\Delta q = J^T (J J^T + \lambda^2 I)^{-1} (x_{\text{target}} - x_{\text{current}})$$</w:t>
+      </w:r>
+    </w:p>
+    <w:p>
+      <w:r>
+        <w:t>with step clamping and mechanical joint limit bounding.</w:t>
+      </w:r>
+    </w:p>
+    <w:p>
+      <w:r>
+        <w:t>- **Yoshikawa Manipulability Index**: Evaluates kinematic dexterity and distance from singularities:</w:t>
+      </w:r>
+    </w:p>
+    <w:p>
+      <w:r>
+        <w:t>$$w = \sqrt{\det(J J^T)}$$</w:t>
+      </w:r>
+    </w:p>
+    <w:p>
+      <w:r>
+        <w:t>- **Deterministic ISO 10218-1/2 Safety Interlock**: Speed and Separation Monitoring (SSM) dynamic envelope:</w:t>
+      </w:r>
+    </w:p>
+    <w:p>
+      <w:r>
+        <w:t>$$d_{\text{stop}} = v \cdot t_{\text{react}} + \frac{v^2}{2 a_{\text{max}}}$$</w:t>
+      </w:r>
+    </w:p>
+    <w:p>
+      <w:r>
+        <w:t>$$v_{\text{allowable}} = \sqrt{2 a_{\text{max}} (d_{\text{human}} - d_{\text{stop}})}$$</w:t>
+      </w:r>
+    </w:p>
+    <w:p>
+      <w:r>
+        <w:t>with 3D workspace bounding box barriers (floor penetration prevention) and hard real-time emergency stop ($&lt; 100\text{ ms}$).</w:t>
+      </w:r>
+    </w:p>
+    <w:p>
+      <w:pPr>
+        <w:pStyle w:val="Heading1"/>
+      </w:pPr>
+      <w:r>
+        <w:t>Implemented Codebase Traceability</w:t>
+      </w:r>
+    </w:p>
+    <w:p>
+      <w:r>
+        <w:t>### Implemented Codebase Traceability</w:t>
+      </w:r>
+    </w:p>
+    <w:p>
+      <w:r>
+        <w:t>- **Manipulator Kinematics**: `platforms/robotics/src/kinematics.py` (`Manipulator6DOF`, `RobotPose`)</w:t>
+      </w:r>
+    </w:p>
+    <w:p>
+      <w:r>
+        <w:t>- **Path Planner**: `platforms/robotics/src/path_planner.py` (`AttractorPathPlanner`)</w:t>
+      </w:r>
+    </w:p>
+    <w:p>
+      <w:r>
+        <w:t>- **Safety Interlock**: `platforms/robotics/src/safety_interlock.py` (`DeterministicSafetyInterlock`, `SafetyStatusReport`)</w:t>
+      </w:r>
+    </w:p>
+    <w:p>
+      <w:r>
+        <w:t>- **Gateway Dispatcher**: `execute_robotics(action, params)` in `src/cortex_m/gateway.py`</w:t>
+      </w:r>
+    </w:p>
     <w:sectPr>
       <w:footerReference w:type="default" r:id="rId9"/>
       <w:pgSz w:w="12240" w:h="15840"/>
